--- a/Results/single_algorithm/wMKL/TABLE Independent test between subtype and mutation.docx
+++ b/Results/single_algorithm/wMKL/TABLE Independent test between subtype and mutation.docx
@@ -170,17 +170,7 @@
               <w:pStyle w:stlname="Normal" w:val="Normal"/>
             </w:pPr>
             <w:r>
-              <w:t>3 ( 6.7%)</w:t>
-            </w:r>
-          </w:p>
-        </w:tc>
-        <w:tc>
-          <w:p>
-            <w:pPr>
-              <w:pStyle w:stlname="Normal" w:val="Normal"/>
-            </w:pPr>
-            <w:r>
-              <w:t>6 ( 5.2%)</w:t>
+              <w:t>3 ( 5.4%)</w:t>
             </w:r>
           </w:p>
         </w:tc>
@@ -200,67 +190,77 @@
               <w:pStyle w:stlname="Normal" w:val="Normal"/>
             </w:pPr>
             <w:r>
-              <w:t>2 ( 2.1%)</w:t>
-            </w:r>
-          </w:p>
-        </w:tc>
-        <w:tc>
-          <w:p>
-            <w:pPr>
-              <w:pStyle w:stlname="Normal" w:val="Normal"/>
-            </w:pPr>
-            <w:r>
-              <w:t>9 (11.7%)</w:t>
-            </w:r>
-          </w:p>
-        </w:tc>
-        <w:tc>
-          <w:p>
-            <w:pPr>
-              <w:pStyle w:stlname="Normal" w:val="Normal"/>
-            </w:pPr>
-            <w:r>
-              <w:t>10 ( 7.0%)</w:t>
-            </w:r>
-          </w:p>
-        </w:tc>
-        <w:tc>
-          <w:p>
-            <w:pPr>
-              <w:pStyle w:stlname="Normal" w:val="Normal"/>
-            </w:pPr>
-            <w:r>
-              <w:t>1 ( 2.2%)</w:t>
-            </w:r>
-          </w:p>
-        </w:tc>
-        <w:tc>
-          <w:p>
-            <w:pPr>
-              <w:pStyle w:stlname="Normal" w:val="Normal"/>
-            </w:pPr>
-            <w:r>
-              <w:t>7 ( 8.1%)</w:t>
-            </w:r>
-          </w:p>
-        </w:tc>
-        <w:tc>
-          <w:p>
-            <w:pPr>
-              <w:pStyle w:stlname="Normal" w:val="Normal"/>
-            </w:pPr>
-            <w:r>
-              <w:t>1.73e-01</w:t>
-            </w:r>
-          </w:p>
-        </w:tc>
-        <w:tc>
-          <w:p>
-            <w:pPr>
-              <w:pStyle w:stlname="Normal" w:val="Normal"/>
-            </w:pPr>
-            <w:r>
-              <w:t>3.46e-01</w:t>
+              <w:t>11 (13.3%)</w:t>
+            </w:r>
+          </w:p>
+        </w:tc>
+        <w:tc>
+          <w:p>
+            <w:pPr>
+              <w:pStyle w:stlname="Normal" w:val="Normal"/>
+            </w:pPr>
+            <w:r>
+              <w:t>9 ( 9.8%)</w:t>
+            </w:r>
+          </w:p>
+        </w:tc>
+        <w:tc>
+          <w:p>
+            <w:pPr>
+              <w:pStyle w:stlname="Normal" w:val="Normal"/>
+            </w:pPr>
+            <w:r>
+              <w:t>2 ( 4.1%)</w:t>
+            </w:r>
+          </w:p>
+        </w:tc>
+        <w:tc>
+          <w:p>
+            <w:pPr>
+              <w:pStyle w:stlname="Normal" w:val="Normal"/>
+            </w:pPr>
+            <w:r>
+              <w:t>0 ( 0.0%)</w:t>
+            </w:r>
+          </w:p>
+        </w:tc>
+        <w:tc>
+          <w:p>
+            <w:pPr>
+              <w:pStyle w:stlname="Normal" w:val="Normal"/>
+            </w:pPr>
+            <w:r>
+              <w:t>1 ( 1.3%)</w:t>
+            </w:r>
+          </w:p>
+        </w:tc>
+        <w:tc>
+          <w:p>
+            <w:pPr>
+              <w:pStyle w:stlname="Normal" w:val="Normal"/>
+            </w:pPr>
+            <w:r>
+              <w:t>12 ( 6.3%)</w:t>
+            </w:r>
+          </w:p>
+        </w:tc>
+        <w:tc>
+          <w:p>
+            <w:pPr>
+              <w:pStyle w:stlname="Normal" w:val="Normal"/>
+            </w:pPr>
+            <w:r>
+              <w:t>1.12e-02</w:t>
+            </w:r>
+          </w:p>
+        </w:tc>
+        <w:tc>
+          <w:p>
+            <w:pPr>
+              <w:pStyle w:stlname="Normal" w:val="Normal"/>
+            </w:pPr>
+            <w:r>
+              <w:t>3.73e-02</w:t>
             </w:r>
           </w:p>
         </w:tc>
@@ -292,97 +292,97 @@
               <w:pStyle w:stlname="Normal" w:val="Normal"/>
             </w:pPr>
             <w:r>
-              <w:t>3 ( 6.7%)</w:t>
-            </w:r>
-          </w:p>
-        </w:tc>
-        <w:tc>
-          <w:p>
-            <w:pPr>
-              <w:pStyle w:stlname="Normal" w:val="Normal"/>
-            </w:pPr>
-            <w:r>
-              <w:t>35 (30.4%)</w:t>
-            </w:r>
-          </w:p>
-        </w:tc>
-        <w:tc>
-          <w:p>
-            <w:pPr>
-              <w:pStyle w:stlname="Normal" w:val="Normal"/>
-            </w:pPr>
-            <w:r>
-              <w:t>2 (11.1%)</w:t>
-            </w:r>
-          </w:p>
-        </w:tc>
-        <w:tc>
-          <w:p>
-            <w:pPr>
-              <w:pStyle w:stlname="Normal" w:val="Normal"/>
-            </w:pPr>
-            <w:r>
-              <w:t>11 (11.5%)</w:t>
-            </w:r>
-          </w:p>
-        </w:tc>
-        <w:tc>
-          <w:p>
-            <w:pPr>
-              <w:pStyle w:stlname="Normal" w:val="Normal"/>
-            </w:pPr>
-            <w:r>
-              <w:t>51 (66.2%)</w:t>
-            </w:r>
-          </w:p>
-        </w:tc>
-        <w:tc>
-          <w:p>
-            <w:pPr>
-              <w:pStyle w:stlname="Normal" w:val="Normal"/>
-            </w:pPr>
-            <w:r>
-              <w:t>58 (40.6%)</w:t>
-            </w:r>
-          </w:p>
-        </w:tc>
-        <w:tc>
-          <w:p>
-            <w:pPr>
-              <w:pStyle w:stlname="Normal" w:val="Normal"/>
-            </w:pPr>
-            <w:r>
-              <w:t>3 ( 6.7%)</w:t>
-            </w:r>
-          </w:p>
-        </w:tc>
-        <w:tc>
-          <w:p>
-            <w:pPr>
-              <w:pStyle w:stlname="Normal" w:val="Normal"/>
-            </w:pPr>
-            <w:r>
-              <w:t>8 ( 9.3%)</w:t>
-            </w:r>
-          </w:p>
-        </w:tc>
-        <w:tc>
-          <w:p>
-            <w:pPr>
-              <w:pStyle w:stlname="Normal" w:val="Normal"/>
-            </w:pPr>
-            <w:r>
-              <w:t>8.69e-23</w:t>
-            </w:r>
-          </w:p>
-        </w:tc>
-        <w:tc>
-          <w:p>
-            <w:pPr>
-              <w:pStyle w:stlname="Normal" w:val="Normal"/>
-            </w:pPr>
-            <w:r>
-              <w:t>8.69e-22</w:t>
+              <w:t>3 ( 5.4%)</w:t>
+            </w:r>
+          </w:p>
+        </w:tc>
+        <w:tc>
+          <w:p>
+            <w:pPr>
+              <w:pStyle w:stlname="Normal" w:val="Normal"/>
+            </w:pPr>
+            <w:r>
+              <w:t>14 (42.4%)</w:t>
+            </w:r>
+          </w:p>
+        </w:tc>
+        <w:tc>
+          <w:p>
+            <w:pPr>
+              <w:pStyle w:stlname="Normal" w:val="Normal"/>
+            </w:pPr>
+            <w:r>
+              <w:t>31 (37.3%)</w:t>
+            </w:r>
+          </w:p>
+        </w:tc>
+        <w:tc>
+          <w:p>
+            <w:pPr>
+              <w:pStyle w:stlname="Normal" w:val="Normal"/>
+            </w:pPr>
+            <w:r>
+              <w:t>57 (62.0%)</w:t>
+            </w:r>
+          </w:p>
+        </w:tc>
+        <w:tc>
+          <w:p>
+            <w:pPr>
+              <w:pStyle w:stlname="Normal" w:val="Normal"/>
+            </w:pPr>
+            <w:r>
+              <w:t>8 (16.3%)</w:t>
+            </w:r>
+          </w:p>
+        </w:tc>
+        <w:tc>
+          <w:p>
+            <w:pPr>
+              <w:pStyle w:stlname="Normal" w:val="Normal"/>
+            </w:pPr>
+            <w:r>
+              <w:t>4 ( 8.9%)</w:t>
+            </w:r>
+          </w:p>
+        </w:tc>
+        <w:tc>
+          <w:p>
+            <w:pPr>
+              <w:pStyle w:stlname="Normal" w:val="Normal"/>
+            </w:pPr>
+            <w:r>
+              <w:t>10 (13.2%)</w:t>
+            </w:r>
+          </w:p>
+        </w:tc>
+        <w:tc>
+          <w:p>
+            <w:pPr>
+              <w:pStyle w:stlname="Normal" w:val="Normal"/>
+            </w:pPr>
+            <w:r>
+              <w:t>44 (23.0%)</w:t>
+            </w:r>
+          </w:p>
+        </w:tc>
+        <w:tc>
+          <w:p>
+            <w:pPr>
+              <w:pStyle w:stlname="Normal" w:val="Normal"/>
+            </w:pPr>
+            <w:r>
+              <w:t>4.04e-18</w:t>
+            </w:r>
+          </w:p>
+        </w:tc>
+        <w:tc>
+          <w:p>
+            <w:pPr>
+              <w:pStyle w:stlname="Normal" w:val="Normal"/>
+            </w:pPr>
+            <w:r>
+              <w:t>4.04e-17</w:t>
             </w:r>
           </w:p>
         </w:tc>
@@ -414,97 +414,97 @@
               <w:pStyle w:stlname="Normal" w:val="Normal"/>
             </w:pPr>
             <w:r>
-              <w:t>28 (62.2%)</w:t>
-            </w:r>
-          </w:p>
-        </w:tc>
-        <w:tc>
-          <w:p>
-            <w:pPr>
-              <w:pStyle w:stlname="Normal" w:val="Normal"/>
-            </w:pPr>
-            <w:r>
-              <w:t>18 (15.7%)</w:t>
-            </w:r>
-          </w:p>
-        </w:tc>
-        <w:tc>
-          <w:p>
-            <w:pPr>
-              <w:pStyle w:stlname="Normal" w:val="Normal"/>
-            </w:pPr>
-            <w:r>
-              <w:t>2 (11.1%)</w:t>
-            </w:r>
-          </w:p>
-        </w:tc>
-        <w:tc>
-          <w:p>
-            <w:pPr>
-              <w:pStyle w:stlname="Normal" w:val="Normal"/>
-            </w:pPr>
-            <w:r>
-              <w:t>37 (38.5%)</w:t>
-            </w:r>
-          </w:p>
-        </w:tc>
-        <w:tc>
-          <w:p>
-            <w:pPr>
-              <w:pStyle w:stlname="Normal" w:val="Normal"/>
-            </w:pPr>
-            <w:r>
-              <w:t>3 ( 3.9%)</w:t>
-            </w:r>
-          </w:p>
-        </w:tc>
-        <w:tc>
-          <w:p>
-            <w:pPr>
-              <w:pStyle w:stlname="Normal" w:val="Normal"/>
-            </w:pPr>
-            <w:r>
-              <w:t>48 (33.6%)</w:t>
-            </w:r>
-          </w:p>
-        </w:tc>
-        <w:tc>
-          <w:p>
-            <w:pPr>
-              <w:pStyle w:stlname="Normal" w:val="Normal"/>
-            </w:pPr>
-            <w:r>
-              <w:t>28 (62.2%)</w:t>
-            </w:r>
-          </w:p>
-        </w:tc>
-        <w:tc>
-          <w:p>
-            <w:pPr>
-              <w:pStyle w:stlname="Normal" w:val="Normal"/>
-            </w:pPr>
-            <w:r>
-              <w:t>41 (47.7%)</w:t>
-            </w:r>
-          </w:p>
-        </w:tc>
-        <w:tc>
-          <w:p>
-            <w:pPr>
-              <w:pStyle w:stlname="Normal" w:val="Normal"/>
-            </w:pPr>
-            <w:r>
-              <w:t>2.03e-17</w:t>
-            </w:r>
-          </w:p>
-        </w:tc>
-        <w:tc>
-          <w:p>
-            <w:pPr>
-              <w:pStyle w:stlname="Normal" w:val="Normal"/>
-            </w:pPr>
-            <w:r>
-              <w:t>1.02e-16</w:t>
+              <w:t>35 (62.5%)</w:t>
+            </w:r>
+          </w:p>
+        </w:tc>
+        <w:tc>
+          <w:p>
+            <w:pPr>
+              <w:pStyle w:stlname="Normal" w:val="Normal"/>
+            </w:pPr>
+            <w:r>
+              <w:t>13 (39.4%)</w:t>
+            </w:r>
+          </w:p>
+        </w:tc>
+        <w:tc>
+          <w:p>
+            <w:pPr>
+              <w:pStyle w:stlname="Normal" w:val="Normal"/>
+            </w:pPr>
+            <w:r>
+              <w:t>18 (21.7%)</w:t>
+            </w:r>
+          </w:p>
+        </w:tc>
+        <w:tc>
+          <w:p>
+            <w:pPr>
+              <w:pStyle w:stlname="Normal" w:val="Normal"/>
+            </w:pPr>
+            <w:r>
+              <w:t>17 (18.5%)</w:t>
+            </w:r>
+          </w:p>
+        </w:tc>
+        <w:tc>
+          <w:p>
+            <w:pPr>
+              <w:pStyle w:stlname="Normal" w:val="Normal"/>
+            </w:pPr>
+            <w:r>
+              <w:t>21 (42.9%)</w:t>
+            </w:r>
+          </w:p>
+        </w:tc>
+        <w:tc>
+          <w:p>
+            <w:pPr>
+              <w:pStyle w:stlname="Normal" w:val="Normal"/>
+            </w:pPr>
+            <w:r>
+              <w:t>30 (66.7%)</w:t>
+            </w:r>
+          </w:p>
+        </w:tc>
+        <w:tc>
+          <w:p>
+            <w:pPr>
+              <w:pStyle w:stlname="Normal" w:val="Normal"/>
+            </w:pPr>
+            <w:r>
+              <w:t>22 (28.9%)</w:t>
+            </w:r>
+          </w:p>
+        </w:tc>
+        <w:tc>
+          <w:p>
+            <w:pPr>
+              <w:pStyle w:stlname="Normal" w:val="Normal"/>
+            </w:pPr>
+            <w:r>
+              <w:t>49 (25.7%)</w:t>
+            </w:r>
+          </w:p>
+        </w:tc>
+        <w:tc>
+          <w:p>
+            <w:pPr>
+              <w:pStyle w:stlname="Normal" w:val="Normal"/>
+            </w:pPr>
+            <w:r>
+              <w:t>6.31e-12</w:t>
+            </w:r>
+          </w:p>
+        </w:tc>
+        <w:tc>
+          <w:p>
+            <w:pPr>
+              <w:pStyle w:stlname="Normal" w:val="Normal"/>
+            </w:pPr>
+            <w:r>
+              <w:t>3.16e-11</w:t>
             </w:r>
           </w:p>
         </w:tc>
@@ -536,97 +536,97 @@
               <w:pStyle w:stlname="Normal" w:val="Normal"/>
             </w:pPr>
             <w:r>
-              <w:t>8 (17.8%)</w:t>
-            </w:r>
-          </w:p>
-        </w:tc>
-        <w:tc>
-          <w:p>
-            <w:pPr>
-              <w:pStyle w:stlname="Normal" w:val="Normal"/>
-            </w:pPr>
-            <w:r>
-              <w:t>17 (14.8%)</w:t>
-            </w:r>
-          </w:p>
-        </w:tc>
-        <w:tc>
-          <w:p>
-            <w:pPr>
-              <w:pStyle w:stlname="Normal" w:val="Normal"/>
-            </w:pPr>
-            <w:r>
-              <w:t>3 (16.7%)</w:t>
-            </w:r>
-          </w:p>
-        </w:tc>
-        <w:tc>
-          <w:p>
-            <w:pPr>
-              <w:pStyle w:stlname="Normal" w:val="Normal"/>
-            </w:pPr>
-            <w:r>
-              <w:t>12 (12.5%)</w:t>
-            </w:r>
-          </w:p>
-        </w:tc>
-        <w:tc>
-          <w:p>
-            <w:pPr>
-              <w:pStyle w:stlname="Normal" w:val="Normal"/>
-            </w:pPr>
-            <w:r>
-              <w:t>13 (16.9%)</w:t>
-            </w:r>
-          </w:p>
-        </w:tc>
-        <w:tc>
-          <w:p>
-            <w:pPr>
-              <w:pStyle w:stlname="Normal" w:val="Normal"/>
-            </w:pPr>
-            <w:r>
-              <w:t>33 (23.1%)</w:t>
-            </w:r>
-          </w:p>
-        </w:tc>
-        <w:tc>
-          <w:p>
-            <w:pPr>
-              <w:pStyle w:stlname="Normal" w:val="Normal"/>
-            </w:pPr>
-            <w:r>
-              <w:t>4 ( 8.9%)</w:t>
-            </w:r>
-          </w:p>
-        </w:tc>
-        <w:tc>
-          <w:p>
-            <w:pPr>
-              <w:pStyle w:stlname="Normal" w:val="Normal"/>
-            </w:pPr>
-            <w:r>
-              <w:t>12 (14.0%)</w:t>
-            </w:r>
-          </w:p>
-        </w:tc>
-        <w:tc>
-          <w:p>
-            <w:pPr>
-              <w:pStyle w:stlname="Normal" w:val="Normal"/>
-            </w:pPr>
-            <w:r>
-              <w:t>3.10e-01</w:t>
-            </w:r>
-          </w:p>
-        </w:tc>
-        <w:tc>
-          <w:p>
-            <w:pPr>
-              <w:pStyle w:stlname="Normal" w:val="Normal"/>
-            </w:pPr>
-            <w:r>
-              <w:t>5.17e-01</w:t>
+              <w:t>10 (17.9%)</w:t>
+            </w:r>
+          </w:p>
+        </w:tc>
+        <w:tc>
+          <w:p>
+            <w:pPr>
+              <w:pStyle w:stlname="Normal" w:val="Normal"/>
+            </w:pPr>
+            <w:r>
+              <w:t>6 (18.2%)</w:t>
+            </w:r>
+          </w:p>
+        </w:tc>
+        <w:tc>
+          <w:p>
+            <w:pPr>
+              <w:pStyle w:stlname="Normal" w:val="Normal"/>
+            </w:pPr>
+            <w:r>
+              <w:t>16 (19.3%)</w:t>
+            </w:r>
+          </w:p>
+        </w:tc>
+        <w:tc>
+          <w:p>
+            <w:pPr>
+              <w:pStyle w:stlname="Normal" w:val="Normal"/>
+            </w:pPr>
+            <w:r>
+              <w:t>23 (25.0%)</w:t>
+            </w:r>
+          </w:p>
+        </w:tc>
+        <w:tc>
+          <w:p>
+            <w:pPr>
+              <w:pStyle w:stlname="Normal" w:val="Normal"/>
+            </w:pPr>
+            <w:r>
+              <w:t>7 (14.3%)</w:t>
+            </w:r>
+          </w:p>
+        </w:tc>
+        <w:tc>
+          <w:p>
+            <w:pPr>
+              <w:pStyle w:stlname="Normal" w:val="Normal"/>
+            </w:pPr>
+            <w:r>
+              <w:t>3 ( 6.7%)</w:t>
+            </w:r>
+          </w:p>
+        </w:tc>
+        <w:tc>
+          <w:p>
+            <w:pPr>
+              <w:pStyle w:stlname="Normal" w:val="Normal"/>
+            </w:pPr>
+            <w:r>
+              <w:t>9 (11.8%)</w:t>
+            </w:r>
+          </w:p>
+        </w:tc>
+        <w:tc>
+          <w:p>
+            <w:pPr>
+              <w:pStyle w:stlname="Normal" w:val="Normal"/>
+            </w:pPr>
+            <w:r>
+              <w:t>28 (14.7%)</w:t>
+            </w:r>
+          </w:p>
+        </w:tc>
+        <w:tc>
+          <w:p>
+            <w:pPr>
+              <w:pStyle w:stlname="Normal" w:val="Normal"/>
+            </w:pPr>
+            <w:r>
+              <w:t>1.62e-01</w:t>
+            </w:r>
+          </w:p>
+        </w:tc>
+        <w:tc>
+          <w:p>
+            <w:pPr>
+              <w:pStyle w:stlname="Normal" w:val="Normal"/>
+            </w:pPr>
+            <w:r>
+              <w:t>2.97e-01</w:t>
             </w:r>
           </w:p>
         </w:tc>
@@ -658,57 +658,47 @@
               <w:pStyle w:stlname="Normal" w:val="Normal"/>
             </w:pPr>
             <w:r>
-              <w:t>4 ( 8.9%)</w:t>
-            </w:r>
-          </w:p>
-        </w:tc>
-        <w:tc>
-          <w:p>
-            <w:pPr>
-              <w:pStyle w:stlname="Normal" w:val="Normal"/>
-            </w:pPr>
-            <w:r>
-              <w:t>3 ( 2.6%)</w:t>
-            </w:r>
-          </w:p>
-        </w:tc>
-        <w:tc>
-          <w:p>
-            <w:pPr>
-              <w:pStyle w:stlname="Normal" w:val="Normal"/>
-            </w:pPr>
-            <w:r>
-              <w:t>1 ( 5.6%)</w:t>
-            </w:r>
-          </w:p>
-        </w:tc>
-        <w:tc>
-          <w:p>
-            <w:pPr>
-              <w:pStyle w:stlname="Normal" w:val="Normal"/>
-            </w:pPr>
-            <w:r>
-              <w:t>13 (13.5%)</w:t>
-            </w:r>
-          </w:p>
-        </w:tc>
-        <w:tc>
-          <w:p>
-            <w:pPr>
-              <w:pStyle w:stlname="Normal" w:val="Normal"/>
-            </w:pPr>
-            <w:r>
-              <w:t>1 ( 1.3%)</w:t>
-            </w:r>
-          </w:p>
-        </w:tc>
-        <w:tc>
-          <w:p>
-            <w:pPr>
-              <w:pStyle w:stlname="Normal" w:val="Normal"/>
-            </w:pPr>
-            <w:r>
-              <w:t>9 ( 6.3%)</w:t>
+              <w:t>8 (14.3%)</w:t>
+            </w:r>
+          </w:p>
+        </w:tc>
+        <w:tc>
+          <w:p>
+            <w:pPr>
+              <w:pStyle w:stlname="Normal" w:val="Normal"/>
+            </w:pPr>
+            <w:r>
+              <w:t>2 ( 6.1%)</w:t>
+            </w:r>
+          </w:p>
+        </w:tc>
+        <w:tc>
+          <w:p>
+            <w:pPr>
+              <w:pStyle w:stlname="Normal" w:val="Normal"/>
+            </w:pPr>
+            <w:r>
+              <w:t>1 ( 1.2%)</w:t>
+            </w:r>
+          </w:p>
+        </w:tc>
+        <w:tc>
+          <w:p>
+            <w:pPr>
+              <w:pStyle w:stlname="Normal" w:val="Normal"/>
+            </w:pPr>
+            <w:r>
+              <w:t>7 ( 7.6%)</w:t>
+            </w:r>
+          </w:p>
+        </w:tc>
+        <w:tc>
+          <w:p>
+            <w:pPr>
+              <w:pStyle w:stlname="Normal" w:val="Normal"/>
+            </w:pPr>
+            <w:r>
+              <w:t>6 (12.2%)</w:t>
             </w:r>
           </w:p>
         </w:tc>
@@ -728,27 +718,37 @@
               <w:pStyle w:stlname="Normal" w:val="Normal"/>
             </w:pPr>
             <w:r>
-              <w:t>14 (16.3%)</w:t>
-            </w:r>
-          </w:p>
-        </w:tc>
-        <w:tc>
-          <w:p>
-            <w:pPr>
-              <w:pStyle w:stlname="Normal" w:val="Normal"/>
-            </w:pPr>
-            <w:r>
-              <w:t>2.00e-03</w:t>
-            </w:r>
-          </w:p>
-        </w:tc>
-        <w:tc>
-          <w:p>
-            <w:pPr>
-              <w:pStyle w:stlname="Normal" w:val="Normal"/>
-            </w:pPr>
-            <w:r>
-              <w:t>6.67e-03</w:t>
+              <w:t>6 ( 7.9%)</w:t>
+            </w:r>
+          </w:p>
+        </w:tc>
+        <w:tc>
+          <w:p>
+            <w:pPr>
+              <w:pStyle w:stlname="Normal" w:val="Normal"/>
+            </w:pPr>
+            <w:r>
+              <w:t>15 ( 7.9%)</w:t>
+            </w:r>
+          </w:p>
+        </w:tc>
+        <w:tc>
+          <w:p>
+            <w:pPr>
+              <w:pStyle w:stlname="Normal" w:val="Normal"/>
+            </w:pPr>
+            <w:r>
+              <w:t>1.78e-01</w:t>
+            </w:r>
+          </w:p>
+        </w:tc>
+        <w:tc>
+          <w:p>
+            <w:pPr>
+              <w:pStyle w:stlname="Normal" w:val="Normal"/>
+            </w:pPr>
+            <w:r>
+              <w:t>2.97e-01</w:t>
             </w:r>
           </w:p>
         </w:tc>
@@ -780,97 +780,97 @@
               <w:pStyle w:stlname="Normal" w:val="Normal"/>
             </w:pPr>
             <w:r>
-              <w:t>1 ( 2.2%)</w:t>
-            </w:r>
-          </w:p>
-        </w:tc>
-        <w:tc>
-          <w:p>
-            <w:pPr>
-              <w:pStyle w:stlname="Normal" w:val="Normal"/>
-            </w:pPr>
-            <w:r>
-              <w:t>6 ( 5.2%)</w:t>
-            </w:r>
-          </w:p>
-        </w:tc>
-        <w:tc>
-          <w:p>
-            <w:pPr>
-              <w:pStyle w:stlname="Normal" w:val="Normal"/>
-            </w:pPr>
-            <w:r>
-              <w:t>0 ( 0.0%)</w:t>
-            </w:r>
-          </w:p>
-        </w:tc>
-        <w:tc>
-          <w:p>
-            <w:pPr>
-              <w:pStyle w:stlname="Normal" w:val="Normal"/>
-            </w:pPr>
-            <w:r>
-              <w:t>6 ( 6.2%)</w:t>
-            </w:r>
-          </w:p>
-        </w:tc>
-        <w:tc>
-          <w:p>
-            <w:pPr>
-              <w:pStyle w:stlname="Normal" w:val="Normal"/>
-            </w:pPr>
-            <w:r>
-              <w:t>8 (10.4%)</w:t>
-            </w:r>
-          </w:p>
-        </w:tc>
-        <w:tc>
-          <w:p>
-            <w:pPr>
-              <w:pStyle w:stlname="Normal" w:val="Normal"/>
-            </w:pPr>
-            <w:r>
-              <w:t>6 ( 4.2%)</w:t>
-            </w:r>
-          </w:p>
-        </w:tc>
-        <w:tc>
-          <w:p>
-            <w:pPr>
-              <w:pStyle w:stlname="Normal" w:val="Normal"/>
-            </w:pPr>
-            <w:r>
-              <w:t>2 ( 4.4%)</w:t>
-            </w:r>
-          </w:p>
-        </w:tc>
-        <w:tc>
-          <w:p>
-            <w:pPr>
-              <w:pStyle w:stlname="Normal" w:val="Normal"/>
-            </w:pPr>
-            <w:r>
-              <w:t>5 ( 5.8%)</w:t>
-            </w:r>
-          </w:p>
-        </w:tc>
-        <w:tc>
-          <w:p>
-            <w:pPr>
-              <w:pStyle w:stlname="Normal" w:val="Normal"/>
-            </w:pPr>
-            <w:r>
-              <w:t>5.07e-01</w:t>
-            </w:r>
-          </w:p>
-        </w:tc>
-        <w:tc>
-          <w:p>
-            <w:pPr>
-              <w:pStyle w:stlname="Normal" w:val="Normal"/>
-            </w:pPr>
-            <w:r>
-              <w:t>7.24e-01</w:t>
+              <w:t>1 (1.8%)</w:t>
+            </w:r>
+          </w:p>
+        </w:tc>
+        <w:tc>
+          <w:p>
+            <w:pPr>
+              <w:pStyle w:stlname="Normal" w:val="Normal"/>
+            </w:pPr>
+            <w:r>
+              <w:t>1 (3.0%)</w:t>
+            </w:r>
+          </w:p>
+        </w:tc>
+        <w:tc>
+          <w:p>
+            <w:pPr>
+              <w:pStyle w:stlname="Normal" w:val="Normal"/>
+            </w:pPr>
+            <w:r>
+              <w:t>3 (3.6%)</w:t>
+            </w:r>
+          </w:p>
+        </w:tc>
+        <w:tc>
+          <w:p>
+            <w:pPr>
+              <w:pStyle w:stlname="Normal" w:val="Normal"/>
+            </w:pPr>
+            <w:r>
+              <w:t>8 (8.7%)</w:t>
+            </w:r>
+          </w:p>
+        </w:tc>
+        <w:tc>
+          <w:p>
+            <w:pPr>
+              <w:pStyle w:stlname="Normal" w:val="Normal"/>
+            </w:pPr>
+            <w:r>
+              <w:t>4 (8.2%)</w:t>
+            </w:r>
+          </w:p>
+        </w:tc>
+        <w:tc>
+          <w:p>
+            <w:pPr>
+              <w:pStyle w:stlname="Normal" w:val="Normal"/>
+            </w:pPr>
+            <w:r>
+              <w:t>2 (4.4%)</w:t>
+            </w:r>
+          </w:p>
+        </w:tc>
+        <w:tc>
+          <w:p>
+            <w:pPr>
+              <w:pStyle w:stlname="Normal" w:val="Normal"/>
+            </w:pPr>
+            <w:r>
+              <w:t>3 (3.9%)</w:t>
+            </w:r>
+          </w:p>
+        </w:tc>
+        <w:tc>
+          <w:p>
+            <w:pPr>
+              <w:pStyle w:stlname="Normal" w:val="Normal"/>
+            </w:pPr>
+            <w:r>
+              <w:t>12 (6.3%)</w:t>
+            </w:r>
+          </w:p>
+        </w:tc>
+        <w:tc>
+          <w:p>
+            <w:pPr>
+              <w:pStyle w:stlname="Normal" w:val="Normal"/>
+            </w:pPr>
+            <w:r>
+              <w:t>5.82e-01</w:t>
+            </w:r>
+          </w:p>
+        </w:tc>
+        <w:tc>
+          <w:p>
+            <w:pPr>
+              <w:pStyle w:stlname="Normal" w:val="Normal"/>
+            </w:pPr>
+            <w:r>
+              <w:t>6.76e-01</w:t>
             </w:r>
           </w:p>
         </w:tc>
@@ -902,57 +902,47 @@
               <w:pStyle w:stlname="Normal" w:val="Normal"/>
             </w:pPr>
             <w:r>
-              <w:t>5 (11.1%)</w:t>
-            </w:r>
-          </w:p>
-        </w:tc>
-        <w:tc>
-          <w:p>
-            <w:pPr>
-              <w:pStyle w:stlname="Normal" w:val="Normal"/>
-            </w:pPr>
-            <w:r>
-              <w:t>11 ( 9.6%)</w:t>
-            </w:r>
-          </w:p>
-        </w:tc>
-        <w:tc>
-          <w:p>
-            <w:pPr>
-              <w:pStyle w:stlname="Normal" w:val="Normal"/>
-            </w:pPr>
-            <w:r>
-              <w:t>1 ( 5.6%)</w:t>
-            </w:r>
-          </w:p>
-        </w:tc>
-        <w:tc>
-          <w:p>
-            <w:pPr>
-              <w:pStyle w:stlname="Normal" w:val="Normal"/>
-            </w:pPr>
-            <w:r>
-              <w:t>9 ( 9.4%)</w:t>
-            </w:r>
-          </w:p>
-        </w:tc>
-        <w:tc>
-          <w:p>
-            <w:pPr>
-              <w:pStyle w:stlname="Normal" w:val="Normal"/>
-            </w:pPr>
-            <w:r>
-              <w:t>11 (14.3%)</w:t>
-            </w:r>
-          </w:p>
-        </w:tc>
-        <w:tc>
-          <w:p>
-            <w:pPr>
-              <w:pStyle w:stlname="Normal" w:val="Normal"/>
-            </w:pPr>
-            <w:r>
-              <w:t>13 ( 9.1%)</w:t>
+              <w:t>8 (14.3%)</w:t>
+            </w:r>
+          </w:p>
+        </w:tc>
+        <w:tc>
+          <w:p>
+            <w:pPr>
+              <w:pStyle w:stlname="Normal" w:val="Normal"/>
+            </w:pPr>
+            <w:r>
+              <w:t>2 ( 6.1%)</w:t>
+            </w:r>
+          </w:p>
+        </w:tc>
+        <w:tc>
+          <w:p>
+            <w:pPr>
+              <w:pStyle w:stlname="Normal" w:val="Normal"/>
+            </w:pPr>
+            <w:r>
+              <w:t>7 ( 8.4%)</w:t>
+            </w:r>
+          </w:p>
+        </w:tc>
+        <w:tc>
+          <w:p>
+            <w:pPr>
+              <w:pStyle w:stlname="Normal" w:val="Normal"/>
+            </w:pPr>
+            <w:r>
+              <w:t>12 (13.0%)</w:t>
+            </w:r>
+          </w:p>
+        </w:tc>
+        <w:tc>
+          <w:p>
+            <w:pPr>
+              <w:pStyle w:stlname="Normal" w:val="Normal"/>
+            </w:pPr>
+            <w:r>
+              <w:t>6 (12.2%)</w:t>
             </w:r>
           </w:p>
         </w:tc>
@@ -972,27 +962,37 @@
               <w:pStyle w:stlname="Normal" w:val="Normal"/>
             </w:pPr>
             <w:r>
-              <w:t>8 ( 9.3%)</w:t>
-            </w:r>
-          </w:p>
-        </w:tc>
-        <w:tc>
-          <w:p>
-            <w:pPr>
-              <w:pStyle w:stlname="Normal" w:val="Normal"/>
-            </w:pPr>
-            <w:r>
-              <w:t>8.99e-01</w:t>
-            </w:r>
-          </w:p>
-        </w:tc>
-        <w:tc>
-          <w:p>
-            <w:pPr>
-              <w:pStyle w:stlname="Normal" w:val="Normal"/>
-            </w:pPr>
-            <w:r>
-              <w:t>8.99e-01</w:t>
+              <w:t>4 ( 5.3%)</w:t>
+            </w:r>
+          </w:p>
+        </w:tc>
+        <w:tc>
+          <w:p>
+            <w:pPr>
+              <w:pStyle w:stlname="Normal" w:val="Normal"/>
+            </w:pPr>
+            <w:r>
+              <w:t>19 ( 9.9%)</w:t>
+            </w:r>
+          </w:p>
+        </w:tc>
+        <w:tc>
+          <w:p>
+            <w:pPr>
+              <w:pStyle w:stlname="Normal" w:val="Normal"/>
+            </w:pPr>
+            <w:r>
+              <w:t>5.76e-01</w:t>
+            </w:r>
+          </w:p>
+        </w:tc>
+        <w:tc>
+          <w:p>
+            <w:pPr>
+              <w:pStyle w:stlname="Normal" w:val="Normal"/>
+            </w:pPr>
+            <w:r>
+              <w:t>6.76e-01</w:t>
             </w:r>
           </w:p>
         </w:tc>
@@ -1024,97 +1024,97 @@
               <w:pStyle w:stlname="Normal" w:val="Normal"/>
             </w:pPr>
             <w:r>
-              <w:t>3 (6.7%)</w:t>
-            </w:r>
-          </w:p>
-        </w:tc>
-        <w:tc>
-          <w:p>
-            <w:pPr>
-              <w:pStyle w:stlname="Normal" w:val="Normal"/>
-            </w:pPr>
-            <w:r>
-              <w:t>10 (8.7%)</w:t>
-            </w:r>
-          </w:p>
-        </w:tc>
-        <w:tc>
-          <w:p>
-            <w:pPr>
-              <w:pStyle w:stlname="Normal" w:val="Normal"/>
-            </w:pPr>
-            <w:r>
-              <w:t>1 (5.6%)</w:t>
-            </w:r>
-          </w:p>
-        </w:tc>
-        <w:tc>
-          <w:p>
-            <w:pPr>
-              <w:pStyle w:stlname="Normal" w:val="Normal"/>
-            </w:pPr>
-            <w:r>
-              <w:t>5 (5.2%)</w:t>
-            </w:r>
-          </w:p>
-        </w:tc>
-        <w:tc>
-          <w:p>
-            <w:pPr>
-              <w:pStyle w:stlname="Normal" w:val="Normal"/>
-            </w:pPr>
-            <w:r>
-              <w:t>3 (3.9%)</w:t>
-            </w:r>
-          </w:p>
-        </w:tc>
-        <w:tc>
-          <w:p>
-            <w:pPr>
-              <w:pStyle w:stlname="Normal" w:val="Normal"/>
-            </w:pPr>
-            <w:r>
-              <w:t>14 (9.8%)</w:t>
-            </w:r>
-          </w:p>
-        </w:tc>
-        <w:tc>
-          <w:p>
-            <w:pPr>
-              <w:pStyle w:stlname="Normal" w:val="Normal"/>
-            </w:pPr>
-            <w:r>
-              <w:t>3 (6.7%)</w:t>
-            </w:r>
-          </w:p>
-        </w:tc>
-        <w:tc>
-          <w:p>
-            <w:pPr>
-              <w:pStyle w:stlname="Normal" w:val="Normal"/>
-            </w:pPr>
-            <w:r>
-              <w:t>4 (4.7%)</w:t>
-            </w:r>
-          </w:p>
-        </w:tc>
-        <w:tc>
-          <w:p>
-            <w:pPr>
-              <w:pStyle w:stlname="Normal" w:val="Normal"/>
-            </w:pPr>
-            <w:r>
-              <w:t>6.97e-01</w:t>
-            </w:r>
-          </w:p>
-        </w:tc>
-        <w:tc>
-          <w:p>
-            <w:pPr>
-              <w:pStyle w:stlname="Normal" w:val="Normal"/>
-            </w:pPr>
-            <w:r>
-              <w:t>8.71e-01</w:t>
+              <w:t>4 ( 7.1%)</w:t>
+            </w:r>
+          </w:p>
+        </w:tc>
+        <w:tc>
+          <w:p>
+            <w:pPr>
+              <w:pStyle w:stlname="Normal" w:val="Normal"/>
+            </w:pPr>
+            <w:r>
+              <w:t>4 (12.1%)</w:t>
+            </w:r>
+          </w:p>
+        </w:tc>
+        <w:tc>
+          <w:p>
+            <w:pPr>
+              <w:pStyle w:stlname="Normal" w:val="Normal"/>
+            </w:pPr>
+            <w:r>
+              <w:t>5 ( 6.0%)</w:t>
+            </w:r>
+          </w:p>
+        </w:tc>
+        <w:tc>
+          <w:p>
+            <w:pPr>
+              <w:pStyle w:stlname="Normal" w:val="Normal"/>
+            </w:pPr>
+            <w:r>
+              <w:t>6 ( 6.5%)</w:t>
+            </w:r>
+          </w:p>
+        </w:tc>
+        <w:tc>
+          <w:p>
+            <w:pPr>
+              <w:pStyle w:stlname="Normal" w:val="Normal"/>
+            </w:pPr>
+            <w:r>
+              <w:t>2 ( 4.1%)</w:t>
+            </w:r>
+          </w:p>
+        </w:tc>
+        <w:tc>
+          <w:p>
+            <w:pPr>
+              <w:pStyle w:stlname="Normal" w:val="Normal"/>
+            </w:pPr>
+            <w:r>
+              <w:t>4 ( 8.9%)</w:t>
+            </w:r>
+          </w:p>
+        </w:tc>
+        <w:tc>
+          <w:p>
+            <w:pPr>
+              <w:pStyle w:stlname="Normal" w:val="Normal"/>
+            </w:pPr>
+            <w:r>
+              <w:t>5 ( 6.6%)</w:t>
+            </w:r>
+          </w:p>
+        </w:tc>
+        <w:tc>
+          <w:p>
+            <w:pPr>
+              <w:pStyle w:stlname="Normal" w:val="Normal"/>
+            </w:pPr>
+            <w:r>
+              <w:t>13 ( 6.8%)</w:t>
+            </w:r>
+          </w:p>
+        </w:tc>
+        <w:tc>
+          <w:p>
+            <w:pPr>
+              <w:pStyle w:stlname="Normal" w:val="Normal"/>
+            </w:pPr>
+            <w:r>
+              <w:t>9.32e-01</w:t>
+            </w:r>
+          </w:p>
+        </w:tc>
+        <w:tc>
+          <w:p>
+            <w:pPr>
+              <w:pStyle w:stlname="Normal" w:val="Normal"/>
+            </w:pPr>
+            <w:r>
+              <w:t>9.32e-01</w:t>
             </w:r>
           </w:p>
         </w:tc>
@@ -1146,57 +1146,47 @@
               <w:pStyle w:stlname="Normal" w:val="Normal"/>
             </w:pPr>
             <w:r>
-              <w:t>5 (11.1%)</w:t>
-            </w:r>
-          </w:p>
-        </w:tc>
-        <w:tc>
-          <w:p>
-            <w:pPr>
-              <w:pStyle w:stlname="Normal" w:val="Normal"/>
-            </w:pPr>
-            <w:r>
-              <w:t>5 ( 4.3%)</w:t>
-            </w:r>
-          </w:p>
-        </w:tc>
-        <w:tc>
-          <w:p>
-            <w:pPr>
-              <w:pStyle w:stlname="Normal" w:val="Normal"/>
-            </w:pPr>
-            <w:r>
-              <w:t>0 ( 0.0%)</w:t>
-            </w:r>
-          </w:p>
-        </w:tc>
-        <w:tc>
-          <w:p>
-            <w:pPr>
-              <w:pStyle w:stlname="Normal" w:val="Normal"/>
-            </w:pPr>
-            <w:r>
-              <w:t>0 ( 0.0%)</w:t>
-            </w:r>
-          </w:p>
-        </w:tc>
-        <w:tc>
-          <w:p>
-            <w:pPr>
-              <w:pStyle w:stlname="Normal" w:val="Normal"/>
-            </w:pPr>
-            <w:r>
-              <w:t>10 (13.0%)</w:t>
-            </w:r>
-          </w:p>
-        </w:tc>
-        <w:tc>
-          <w:p>
-            <w:pPr>
-              <w:pStyle w:stlname="Normal" w:val="Normal"/>
-            </w:pPr>
-            <w:r>
-              <w:t>11 ( 7.7%)</w:t>
+              <w:t>4 ( 7.1%)</w:t>
+            </w:r>
+          </w:p>
+        </w:tc>
+        <w:tc>
+          <w:p>
+            <w:pPr>
+              <w:pStyle w:stlname="Normal" w:val="Normal"/>
+            </w:pPr>
+            <w:r>
+              <w:t>4 (12.1%)</w:t>
+            </w:r>
+          </w:p>
+        </w:tc>
+        <w:tc>
+          <w:p>
+            <w:pPr>
+              <w:pStyle w:stlname="Normal" w:val="Normal"/>
+            </w:pPr>
+            <w:r>
+              <w:t>4 ( 4.8%)</w:t>
+            </w:r>
+          </w:p>
+        </w:tc>
+        <w:tc>
+          <w:p>
+            <w:pPr>
+              <w:pStyle w:stlname="Normal" w:val="Normal"/>
+            </w:pPr>
+            <w:r>
+              <w:t>11 (12.0%)</w:t>
+            </w:r>
+          </w:p>
+        </w:tc>
+        <w:tc>
+          <w:p>
+            <w:pPr>
+              <w:pStyle w:stlname="Normal" w:val="Normal"/>
+            </w:pPr>
+            <w:r>
+              <w:t>1 ( 2.0%)</w:t>
             </w:r>
           </w:p>
         </w:tc>
@@ -1216,27 +1206,37 @@
               <w:pStyle w:stlname="Normal" w:val="Normal"/>
             </w:pPr>
             <w:r>
-              <w:t>5 ( 5.8%)</w:t>
-            </w:r>
-          </w:p>
-        </w:tc>
-        <w:tc>
-          <w:p>
-            <w:pPr>
-              <w:pStyle w:stlname="Normal" w:val="Normal"/>
-            </w:pPr>
-            <w:r>
-              <w:t>9.26e-03</w:t>
-            </w:r>
-          </w:p>
-        </w:tc>
-        <w:tc>
-          <w:p>
-            <w:pPr>
-              <w:pStyle w:stlname="Normal" w:val="Normal"/>
-            </w:pPr>
-            <w:r>
-              <w:t>2.31e-02</w:t>
+              <w:t>1 ( 1.3%)</w:t>
+            </w:r>
+          </w:p>
+        </w:tc>
+        <w:tc>
+          <w:p>
+            <w:pPr>
+              <w:pStyle w:stlname="Normal" w:val="Normal"/>
+            </w:pPr>
+            <w:r>
+              <w:t>11 ( 5.8%)</w:t>
+            </w:r>
+          </w:p>
+        </w:tc>
+        <w:tc>
+          <w:p>
+            <w:pPr>
+              <w:pStyle w:stlname="Normal" w:val="Normal"/>
+            </w:pPr>
+            <w:r>
+              <w:t>5.19e-02</w:t>
+            </w:r>
+          </w:p>
+        </w:tc>
+        <w:tc>
+          <w:p>
+            <w:pPr>
+              <w:pStyle w:stlname="Normal" w:val="Normal"/>
+            </w:pPr>
+            <w:r>
+              <w:t>1.30e-01</w:t>
             </w:r>
           </w:p>
         </w:tc>
@@ -1268,57 +1268,47 @@
               <w:pStyle w:stlname="Normal" w:val="Normal"/>
             </w:pPr>
             <w:r>
-              <w:t>3 (6.7%)</w:t>
-            </w:r>
-          </w:p>
-        </w:tc>
-        <w:tc>
-          <w:p>
-            <w:pPr>
-              <w:pStyle w:stlname="Normal" w:val="Normal"/>
-            </w:pPr>
-            <w:r>
-              <w:t>7 (6.1%)</w:t>
-            </w:r>
-          </w:p>
-        </w:tc>
-        <w:tc>
-          <w:p>
-            <w:pPr>
-              <w:pStyle w:stlname="Normal" w:val="Normal"/>
-            </w:pPr>
-            <w:r>
-              <w:t>1 (5.6%)</w:t>
-            </w:r>
-          </w:p>
-        </w:tc>
-        <w:tc>
-          <w:p>
-            <w:pPr>
-              <w:pStyle w:stlname="Normal" w:val="Normal"/>
-            </w:pPr>
-            <w:r>
-              <w:t>6 (6.2%)</w:t>
-            </w:r>
-          </w:p>
-        </w:tc>
-        <w:tc>
-          <w:p>
-            <w:pPr>
-              <w:pStyle w:stlname="Normal" w:val="Normal"/>
-            </w:pPr>
-            <w:r>
-              <w:t>4 (5.2%)</w:t>
-            </w:r>
-          </w:p>
-        </w:tc>
-        <w:tc>
-          <w:p>
-            <w:pPr>
-              <w:pStyle w:stlname="Normal" w:val="Normal"/>
-            </w:pPr>
-            <w:r>
-              <w:t>9 (6.3%)</w:t>
+              <w:t>5 (8.9%)</w:t>
+            </w:r>
+          </w:p>
+        </w:tc>
+        <w:tc>
+          <w:p>
+            <w:pPr>
+              <w:pStyle w:stlname="Normal" w:val="Normal"/>
+            </w:pPr>
+            <w:r>
+              <w:t>1 (3.0%)</w:t>
+            </w:r>
+          </w:p>
+        </w:tc>
+        <w:tc>
+          <w:p>
+            <w:pPr>
+              <w:pStyle w:stlname="Normal" w:val="Normal"/>
+            </w:pPr>
+            <w:r>
+              <w:t>5 (6.0%)</w:t>
+            </w:r>
+          </w:p>
+        </w:tc>
+        <w:tc>
+          <w:p>
+            <w:pPr>
+              <w:pStyle w:stlname="Normal" w:val="Normal"/>
+            </w:pPr>
+            <w:r>
+              <w:t>7 (7.6%)</w:t>
+            </w:r>
+          </w:p>
+        </w:tc>
+        <w:tc>
+          <w:p>
+            <w:pPr>
+              <w:pStyle w:stlname="Normal" w:val="Normal"/>
+            </w:pPr>
+            <w:r>
+              <w:t>3 (6.1%)</w:t>
             </w:r>
           </w:p>
         </w:tc>
@@ -1338,27 +1328,37 @@
               <w:pStyle w:stlname="Normal" w:val="Normal"/>
             </w:pPr>
             <w:r>
-              <w:t>4 (4.7%)</w:t>
-            </w:r>
-          </w:p>
-        </w:tc>
-        <w:tc>
-          <w:p>
-            <w:pPr>
-              <w:pStyle w:stlname="Normal" w:val="Normal"/>
-            </w:pPr>
-            <w:r>
-              <w:t>8.61e-01</w:t>
-            </w:r>
-          </w:p>
-        </w:tc>
-        <w:tc>
-          <w:p>
-            <w:pPr>
-              <w:pStyle w:stlname="Normal" w:val="Normal"/>
-            </w:pPr>
-            <w:r>
-              <w:t>8.99e-01</w:t>
+              <w:t>4 (5.3%)</w:t>
+            </w:r>
+          </w:p>
+        </w:tc>
+        <w:tc>
+          <w:p>
+            <w:pPr>
+              <w:pStyle w:stlname="Normal" w:val="Normal"/>
+            </w:pPr>
+            <w:r>
+              <w:t>9 (4.7%)</w:t>
+            </w:r>
+          </w:p>
+        </w:tc>
+        <w:tc>
+          <w:p>
+            <w:pPr>
+              <w:pStyle w:stlname="Normal" w:val="Normal"/>
+            </w:pPr>
+            <w:r>
+              <w:t>6.08e-01</w:t>
+            </w:r>
+          </w:p>
+        </w:tc>
+        <w:tc>
+          <w:p>
+            <w:pPr>
+              <w:pStyle w:stlname="Normal" w:val="Normal"/>
+            </w:pPr>
+            <w:r>
+              <w:t>6.76e-01</w:t>
             </w:r>
           </w:p>
         </w:tc>
